--- a/published/NITI_Emergency_Plan_TH.docx
+++ b/published/NITI_Emergency_Plan_TH.docx
@@ -10233,7 +10233,7 @@
     <w:pPr>
       <w:keepNext/>
       <w:keepLines/>
-      <w:spacing w:after="240" w:before="160" w:line="281" w:lineRule="auto"/>
+      <w:spacing w:after="160" w:before="120" w:line="281" w:lineRule="auto"/>
       <w:jc w:val="center"/>
     </w:pPr>
     <w:rPr>
